--- a/AI/Хруставчук ПЗ-45 Dataset.docx
+++ b/AI/Хруставчук ПЗ-45 Dataset.docx
@@ -55,6 +55,22 @@
           <w:lang w:eastAsia="en-US"/>
         </w:rPr>
       </w:pPr>
+      <w:r>
+        <w:rPr>
+          <w:color w:val="auto"/>
+          <w:szCs w:val="28"/>
+          <w:lang w:eastAsia="en-US"/>
+        </w:rPr>
+        <w:t xml:space="preserve">Для реалізації задач машинного навчання у сфері оцінки нерухомості було </w:t>
+      </w:r>
+      <w:r>
+        <w:rPr>
+          <w:color w:val="auto"/>
+          <w:szCs w:val="28"/>
+          <w:lang w:eastAsia="en-US"/>
+        </w:rPr>
+        <w:t xml:space="preserve">обрано </w:t>
+      </w:r>
       <w:proofErr w:type="spellStart"/>
       <w:r>
         <w:rPr>
@@ -62,7 +78,7 @@
           <w:szCs w:val="28"/>
           <w:lang w:eastAsia="en-US"/>
         </w:rPr>
-        <w:t>Датасет</w:t>
+        <w:t>датасет</w:t>
       </w:r>
       <w:proofErr w:type="spellEnd"/>
       <w:r>
@@ -71,162 +87,226 @@
           <w:szCs w:val="28"/>
           <w:lang w:eastAsia="en-US"/>
         </w:rPr>
-        <w:t xml:space="preserve">: </w:t>
-      </w:r>
-      <w:hyperlink r:id="rId5" w:tgtFrame="_new" w:history="1">
-        <w:proofErr w:type="spellStart"/>
-        <w:r>
-          <w:rPr>
-            <w:color w:val="0563C1"/>
-            <w:szCs w:val="28"/>
-            <w:u w:val="single"/>
-            <w:lang w:eastAsia="en-US"/>
-          </w:rPr>
-          <w:t>Wine</w:t>
-        </w:r>
-        <w:proofErr w:type="spellEnd"/>
-        <w:r>
-          <w:rPr>
-            <w:color w:val="0563C1"/>
-            <w:szCs w:val="28"/>
-            <w:u w:val="single"/>
-            <w:lang w:eastAsia="en-US"/>
-          </w:rPr>
-          <w:t xml:space="preserve"> </w:t>
-        </w:r>
-        <w:proofErr w:type="spellStart"/>
-        <w:r>
-          <w:rPr>
-            <w:color w:val="0563C1"/>
-            <w:szCs w:val="28"/>
-            <w:u w:val="single"/>
-            <w:lang w:eastAsia="en-US"/>
-          </w:rPr>
-          <w:t>Quality</w:t>
-        </w:r>
-        <w:proofErr w:type="spellEnd"/>
-        <w:r>
-          <w:rPr>
-            <w:color w:val="0563C1"/>
-            <w:szCs w:val="28"/>
-            <w:u w:val="single"/>
-            <w:lang w:eastAsia="en-US"/>
-          </w:rPr>
-          <w:t xml:space="preserve"> </w:t>
-        </w:r>
-        <w:proofErr w:type="spellStart"/>
-        <w:r>
-          <w:rPr>
-            <w:color w:val="0563C1"/>
-            <w:szCs w:val="28"/>
-            <w:u w:val="single"/>
-            <w:lang w:eastAsia="en-US"/>
-          </w:rPr>
-          <w:t>Dataset</w:t>
-        </w:r>
-        <w:proofErr w:type="spellEnd"/>
-      </w:hyperlink>
+        <w:t xml:space="preserve"> </w:t>
+      </w:r>
+      <w:proofErr w:type="spellStart"/>
+      <w:r>
+        <w:rPr>
+          <w:color w:val="auto"/>
+          <w:szCs w:val="28"/>
+          <w:lang w:eastAsia="en-US"/>
+        </w:rPr>
+        <w:t>Home</w:t>
+      </w:r>
+      <w:proofErr w:type="spellEnd"/>
+      <w:r>
+        <w:rPr>
+          <w:color w:val="auto"/>
+          <w:szCs w:val="28"/>
+          <w:lang w:eastAsia="en-US"/>
+        </w:rPr>
+        <w:t xml:space="preserve"> </w:t>
+      </w:r>
+      <w:proofErr w:type="spellStart"/>
+      <w:r>
+        <w:rPr>
+          <w:color w:val="auto"/>
+          <w:szCs w:val="28"/>
+          <w:lang w:eastAsia="en-US"/>
+        </w:rPr>
+        <w:t>Value</w:t>
+      </w:r>
+      <w:proofErr w:type="spellEnd"/>
+      <w:r>
+        <w:rPr>
+          <w:color w:val="auto"/>
+          <w:szCs w:val="28"/>
+          <w:lang w:eastAsia="en-US"/>
+        </w:rPr>
+        <w:t xml:space="preserve"> </w:t>
+      </w:r>
+      <w:proofErr w:type="spellStart"/>
+      <w:r>
+        <w:rPr>
+          <w:color w:val="auto"/>
+          <w:szCs w:val="28"/>
+          <w:lang w:eastAsia="en-US"/>
+        </w:rPr>
+        <w:t>Insights</w:t>
+      </w:r>
+      <w:proofErr w:type="spellEnd"/>
+      <w:r>
+        <w:rPr>
+          <w:color w:val="auto"/>
+          <w:szCs w:val="28"/>
+          <w:lang w:eastAsia="en-US"/>
+        </w:rPr>
+        <w:t>, який містить 1000 записів та 7 характеристик житла: площу (</w:t>
+      </w:r>
+      <w:proofErr w:type="spellStart"/>
+      <w:r>
+        <w:rPr>
+          <w:color w:val="auto"/>
+          <w:szCs w:val="28"/>
+          <w:lang w:eastAsia="en-US"/>
+        </w:rPr>
+        <w:t>Square_Footage</w:t>
+      </w:r>
+      <w:proofErr w:type="spellEnd"/>
+      <w:r>
+        <w:rPr>
+          <w:color w:val="auto"/>
+          <w:szCs w:val="28"/>
+          <w:lang w:eastAsia="en-US"/>
+        </w:rPr>
+        <w:t>), кількість спалень (</w:t>
+      </w:r>
+      <w:proofErr w:type="spellStart"/>
+      <w:r>
+        <w:rPr>
+          <w:color w:val="auto"/>
+          <w:szCs w:val="28"/>
+          <w:lang w:eastAsia="en-US"/>
+        </w:rPr>
+        <w:t>Num_Bedrooms</w:t>
+      </w:r>
+      <w:proofErr w:type="spellEnd"/>
+      <w:r>
+        <w:rPr>
+          <w:color w:val="auto"/>
+          <w:szCs w:val="28"/>
+          <w:lang w:eastAsia="en-US"/>
+        </w:rPr>
+        <w:t>), кількість ванних кімнат (</w:t>
+      </w:r>
+      <w:proofErr w:type="spellStart"/>
+      <w:r>
+        <w:rPr>
+          <w:color w:val="auto"/>
+          <w:szCs w:val="28"/>
+          <w:lang w:eastAsia="en-US"/>
+        </w:rPr>
+        <w:t>Num_Bathrooms</w:t>
+      </w:r>
+      <w:proofErr w:type="spellEnd"/>
+      <w:r>
+        <w:rPr>
+          <w:color w:val="auto"/>
+          <w:szCs w:val="28"/>
+          <w:lang w:eastAsia="en-US"/>
+        </w:rPr>
+        <w:t>), рік побудови (</w:t>
+      </w:r>
+      <w:proofErr w:type="spellStart"/>
+      <w:r>
+        <w:rPr>
+          <w:color w:val="auto"/>
+          <w:szCs w:val="28"/>
+          <w:lang w:eastAsia="en-US"/>
+        </w:rPr>
+        <w:t>Year_Built</w:t>
+      </w:r>
+      <w:proofErr w:type="spellEnd"/>
+      <w:r>
+        <w:rPr>
+          <w:color w:val="auto"/>
+          <w:szCs w:val="28"/>
+          <w:lang w:eastAsia="en-US"/>
+        </w:rPr>
+        <w:t>), площу ділянки (</w:t>
+      </w:r>
+      <w:proofErr w:type="spellStart"/>
+      <w:r>
+        <w:rPr>
+          <w:color w:val="auto"/>
+          <w:szCs w:val="28"/>
+          <w:lang w:eastAsia="en-US"/>
+        </w:rPr>
+        <w:t>Lot_Size</w:t>
+      </w:r>
+      <w:proofErr w:type="spellEnd"/>
+      <w:r>
+        <w:rPr>
+          <w:color w:val="auto"/>
+          <w:szCs w:val="28"/>
+          <w:lang w:eastAsia="en-US"/>
+        </w:rPr>
+        <w:t>), розмір гаража (</w:t>
+      </w:r>
+      <w:proofErr w:type="spellStart"/>
+      <w:r>
+        <w:rPr>
+          <w:color w:val="auto"/>
+          <w:szCs w:val="28"/>
+          <w:lang w:eastAsia="en-US"/>
+        </w:rPr>
+        <w:t>Garage_Size</w:t>
+      </w:r>
+      <w:proofErr w:type="spellEnd"/>
+      <w:r>
+        <w:rPr>
+          <w:color w:val="auto"/>
+          <w:szCs w:val="28"/>
+          <w:lang w:eastAsia="en-US"/>
+        </w:rPr>
+        <w:t>) та якість району (</w:t>
+      </w:r>
+      <w:proofErr w:type="spellStart"/>
+      <w:r>
+        <w:rPr>
+          <w:color w:val="auto"/>
+          <w:szCs w:val="28"/>
+          <w:lang w:eastAsia="en-US"/>
+        </w:rPr>
+        <w:t>Neighborhood_Quality</w:t>
+      </w:r>
+      <w:proofErr w:type="spellEnd"/>
+      <w:r>
+        <w:rPr>
+          <w:color w:val="auto"/>
+          <w:szCs w:val="28"/>
+          <w:lang w:eastAsia="en-US"/>
+        </w:rPr>
+        <w:t xml:space="preserve">). Цільова змінна </w:t>
+      </w:r>
+      <w:r>
+        <w:rPr>
+          <w:color w:val="auto"/>
+          <w:szCs w:val="28"/>
+          <w:lang w:eastAsia="en-US"/>
+        </w:rPr>
+        <w:t>–</w:t>
+      </w:r>
+      <w:r>
+        <w:rPr>
+          <w:color w:val="auto"/>
+          <w:szCs w:val="28"/>
+          <w:lang w:eastAsia="en-US"/>
+        </w:rPr>
+        <w:t xml:space="preserve"> </w:t>
+      </w:r>
+      <w:proofErr w:type="spellStart"/>
+      <w:r>
+        <w:rPr>
+          <w:color w:val="auto"/>
+          <w:szCs w:val="28"/>
+          <w:lang w:eastAsia="en-US"/>
+        </w:rPr>
+        <w:t>House_Price</w:t>
+      </w:r>
+      <w:proofErr w:type="spellEnd"/>
+      <w:r>
+        <w:rPr>
+          <w:color w:val="auto"/>
+          <w:szCs w:val="28"/>
+          <w:lang w:eastAsia="en-US"/>
+        </w:rPr>
+        <w:t>, що відображає реальну ринкову вартість житла у доларах.</w:t>
+      </w:r>
     </w:p>
     <w:p>
       <w:pPr>
         <w:shd w:val="solid" w:color="FFFFFF" w:fill="FFFFFF"/>
-        <w:rPr>
-          <w:color w:val="auto"/>
-          <w:szCs w:val="28"/>
-          <w:lang w:eastAsia="en-US"/>
-        </w:rPr>
-      </w:pPr>
-      <w:r>
-        <w:rPr>
-          <w:color w:val="auto"/>
-          <w:szCs w:val="28"/>
-          <w:lang w:eastAsia="en-US"/>
-        </w:rPr>
-        <w:t>Кількість записів: 4898 (біле вино) + 1599 (червоне).</w:t>
-      </w:r>
-    </w:p>
-    <w:p>
-      <w:pPr>
-        <w:shd w:val="solid" w:color="FFFFFF" w:fill="FFFFFF"/>
-        <w:rPr>
-          <w:color w:val="auto"/>
-          <w:szCs w:val="28"/>
-          <w:lang w:eastAsia="en-US"/>
-        </w:rPr>
-      </w:pPr>
-      <w:r>
-        <w:rPr>
-          <w:color w:val="auto"/>
-          <w:szCs w:val="28"/>
-          <w:lang w:eastAsia="en-US"/>
-        </w:rPr>
-        <w:t xml:space="preserve">Кількість ознак: 11 фізико-хімічних параметрів (кислотність, вміст цукру, </w:t>
-      </w:r>
-      <w:proofErr w:type="spellStart"/>
-      <w:r>
-        <w:rPr>
-          <w:color w:val="auto"/>
-          <w:szCs w:val="28"/>
-          <w:lang w:eastAsia="en-US"/>
-        </w:rPr>
-        <w:t>рН</w:t>
-      </w:r>
-      <w:proofErr w:type="spellEnd"/>
-      <w:r>
-        <w:rPr>
-          <w:color w:val="auto"/>
-          <w:szCs w:val="28"/>
-          <w:lang w:eastAsia="en-US"/>
-        </w:rPr>
-        <w:t>, сірка, алкоголь тощо).</w:t>
-      </w:r>
-    </w:p>
-    <w:p>
-      <w:pPr>
-        <w:shd w:val="solid" w:color="FFFFFF" w:fill="FFFFFF"/>
-        <w:rPr>
-          <w:color w:val="auto"/>
-          <w:szCs w:val="28"/>
-          <w:lang w:eastAsia="en-US"/>
-        </w:rPr>
-      </w:pPr>
-      <w:r>
-        <w:rPr>
-          <w:color w:val="auto"/>
-          <w:szCs w:val="28"/>
-          <w:lang w:eastAsia="en-US"/>
-        </w:rPr>
-        <w:t xml:space="preserve">Цільова змінна: </w:t>
-      </w:r>
-      <w:proofErr w:type="spellStart"/>
-      <w:r>
-        <w:rPr>
-          <w:color w:val="auto"/>
-          <w:szCs w:val="28"/>
-          <w:lang w:eastAsia="en-US"/>
-        </w:rPr>
-        <w:t>quality</w:t>
-      </w:r>
-      <w:proofErr w:type="spellEnd"/>
-      <w:r>
-        <w:rPr>
-          <w:color w:val="auto"/>
-          <w:szCs w:val="28"/>
-          <w:lang w:eastAsia="en-US"/>
-        </w:rPr>
-        <w:t xml:space="preserve"> – оцінка якості вина від 0 до 10 балів.</w:t>
-      </w:r>
-    </w:p>
-    <w:p>
-      <w:pPr>
-        <w:numPr>
-          <w:ilvl w:val="0"/>
-          <w:numId w:val="5"/>
-        </w:numPr>
-        <w:shd w:val="solid" w:color="FFFFFF" w:fill="FFFFFF"/>
-        <w:ind w:left="1276" w:hanging="567"/>
-        <w:contextualSpacing/>
-        <w:jc w:val="left"/>
         <w:rPr>
           <w:rFonts w:eastAsia="Calibri"/>
           <w:color w:val="auto"/>
@@ -287,7 +367,25 @@
           <w:szCs w:val="28"/>
           <w:lang w:eastAsia="en-US"/>
         </w:rPr>
-        <w:t>Мета – передбачити числове значення якості вина.</w:t>
+        <w:t xml:space="preserve">Мета – </w:t>
+      </w:r>
+      <w:r>
+        <w:rPr>
+          <w:rFonts w:eastAsia="Calibri"/>
+          <w:color w:val="auto"/>
+          <w:szCs w:val="28"/>
+          <w:lang w:eastAsia="en-US"/>
+        </w:rPr>
+        <w:t>передбачити ціну житла на основі його характеристик</w:t>
+      </w:r>
+      <w:r>
+        <w:rPr>
+          <w:rFonts w:eastAsia="Calibri"/>
+          <w:color w:val="auto"/>
+          <w:szCs w:val="28"/>
+          <w:lang w:eastAsia="en-US"/>
+        </w:rPr>
+        <w:t>.</w:t>
       </w:r>
     </w:p>
     <w:p>
@@ -313,7 +411,7 @@
           <w:szCs w:val="28"/>
           <w:lang w:eastAsia="en-US"/>
         </w:rPr>
-        <w:t xml:space="preserve">Вхідні змінні: </w:t>
+        <w:t xml:space="preserve">Для цього застосовуються два алгоритми: поліноміальна регресія (для врахування нелінійних </w:t>
       </w:r>
       <w:proofErr w:type="spellStart"/>
       <w:r>
@@ -323,7 +421,7 @@
           <w:szCs w:val="28"/>
           <w:lang w:eastAsia="en-US"/>
         </w:rPr>
-        <w:t>alcohol</w:t>
+        <w:t>залежностей</w:t>
       </w:r>
       <w:proofErr w:type="spellEnd"/>
       <w:r>
@@ -333,7 +431,7 @@
           <w:szCs w:val="28"/>
           <w:lang w:eastAsia="en-US"/>
         </w:rPr>
-        <w:t xml:space="preserve">, </w:t>
+        <w:t xml:space="preserve"> між площею, роком побудови та якістю району) і </w:t>
       </w:r>
       <w:proofErr w:type="spellStart"/>
       <w:r>
@@ -343,7 +441,7 @@
           <w:szCs w:val="28"/>
           <w:lang w:eastAsia="en-US"/>
         </w:rPr>
-        <w:t>volatile</w:t>
+        <w:t>Elastic</w:t>
       </w:r>
       <w:proofErr w:type="spellEnd"/>
       <w:r>
@@ -363,7 +461,7 @@
           <w:szCs w:val="28"/>
           <w:lang w:eastAsia="en-US"/>
         </w:rPr>
-        <w:t>acidity</w:t>
+        <w:t>Net</w:t>
       </w:r>
       <w:proofErr w:type="spellEnd"/>
       <w:r>
@@ -373,67 +471,7 @@
           <w:szCs w:val="28"/>
           <w:lang w:eastAsia="en-US"/>
         </w:rPr>
-        <w:t xml:space="preserve">, </w:t>
-      </w:r>
-      <w:proofErr w:type="spellStart"/>
-      <w:r>
-        <w:rPr>
-          <w:rFonts w:eastAsia="Calibri"/>
-          <w:color w:val="auto"/>
-          <w:szCs w:val="28"/>
-          <w:lang w:eastAsia="en-US"/>
-        </w:rPr>
-        <w:t>citric</w:t>
-      </w:r>
-      <w:proofErr w:type="spellEnd"/>
-      <w:r>
-        <w:rPr>
-          <w:rFonts w:eastAsia="Calibri"/>
-          <w:color w:val="auto"/>
-          <w:szCs w:val="28"/>
-          <w:lang w:eastAsia="en-US"/>
-        </w:rPr>
-        <w:t xml:space="preserve"> </w:t>
-      </w:r>
-      <w:proofErr w:type="spellStart"/>
-      <w:r>
-        <w:rPr>
-          <w:rFonts w:eastAsia="Calibri"/>
-          <w:color w:val="auto"/>
-          <w:szCs w:val="28"/>
-          <w:lang w:eastAsia="en-US"/>
-        </w:rPr>
-        <w:t>acid</w:t>
-      </w:r>
-      <w:proofErr w:type="spellEnd"/>
-      <w:r>
-        <w:rPr>
-          <w:rFonts w:eastAsia="Calibri"/>
-          <w:color w:val="auto"/>
-          <w:szCs w:val="28"/>
-          <w:lang w:eastAsia="en-US"/>
-        </w:rPr>
-        <w:t xml:space="preserve">, </w:t>
-      </w:r>
-      <w:proofErr w:type="spellStart"/>
-      <w:r>
-        <w:rPr>
-          <w:rFonts w:eastAsia="Calibri"/>
-          <w:color w:val="auto"/>
-          <w:szCs w:val="28"/>
-          <w:lang w:eastAsia="en-US"/>
-        </w:rPr>
-        <w:t>sulphates</w:t>
-      </w:r>
-      <w:proofErr w:type="spellEnd"/>
-      <w:r>
-        <w:rPr>
-          <w:rFonts w:eastAsia="Calibri"/>
-          <w:color w:val="auto"/>
-          <w:szCs w:val="28"/>
-          <w:lang w:eastAsia="en-US"/>
-        </w:rPr>
-        <w:t xml:space="preserve"> тощо.</w:t>
+        <w:t xml:space="preserve"> (для відбору найважливіших ознак та запобігання перенавчанню).</w:t>
       </w:r>
     </w:p>
     <w:p>
@@ -459,7 +497,38 @@
           <w:szCs w:val="28"/>
           <w:lang w:eastAsia="en-US"/>
         </w:rPr>
-        <w:t xml:space="preserve">Вихідна змінна: </w:t>
+        <w:t>Очікуваний результат – модель, здатна точно прогнозувати ринкову вартість житла, що може використовуватись для оцінки майна, планування інвестицій та аналізу впливу окремих факторів на ціну</w:t>
+      </w:r>
+      <w:r>
+        <w:rPr>
+          <w:rFonts w:eastAsia="Calibri"/>
+          <w:color w:val="auto"/>
+          <w:szCs w:val="28"/>
+          <w:lang w:eastAsia="en-US"/>
+        </w:rPr>
+        <w:t>.</w:t>
+      </w:r>
+    </w:p>
+    <w:p>
+      <w:pPr>
+        <w:shd w:val="solid" w:color="FFFFFF" w:fill="FFFFFF"/>
+        <w:contextualSpacing/>
+        <w:jc w:val="left"/>
+        <w:rPr>
+          <w:rFonts w:eastAsia="Calibri"/>
+          <w:color w:val="auto"/>
+          <w:szCs w:val="28"/>
+          <w:lang w:eastAsia="en-US"/>
+        </w:rPr>
+      </w:pPr>
+      <w:r>
+        <w:rPr>
+          <w:rFonts w:eastAsia="Calibri"/>
+          <w:color w:val="auto"/>
+          <w:szCs w:val="28"/>
+          <w:lang w:eastAsia="en-US"/>
+        </w:rPr>
+        <w:t xml:space="preserve">Класифікаційна </w:t>
       </w:r>
       <w:proofErr w:type="spellStart"/>
       <w:r>
@@ -469,7 +538,7 @@
           <w:szCs w:val="28"/>
           <w:lang w:eastAsia="en-US"/>
         </w:rPr>
-        <w:t>quality</w:t>
+        <w:t>підзадача</w:t>
       </w:r>
       <w:proofErr w:type="spellEnd"/>
       <w:r>
@@ -479,7 +548,7 @@
           <w:szCs w:val="28"/>
           <w:lang w:eastAsia="en-US"/>
         </w:rPr>
-        <w:t>.</w:t>
+        <w:t>:</w:t>
       </w:r>
     </w:p>
     <w:p>
@@ -505,39 +574,17 @@
           <w:szCs w:val="28"/>
           <w:lang w:eastAsia="en-US"/>
         </w:rPr>
-        <w:t xml:space="preserve">Методи: поліноміальна регресія (для виявлення нелінійних </w:t>
-      </w:r>
-      <w:proofErr w:type="spellStart"/>
-      <w:r>
-        <w:rPr>
-          <w:rFonts w:eastAsia="Calibri"/>
-          <w:color w:val="auto"/>
-          <w:szCs w:val="28"/>
-          <w:lang w:eastAsia="en-US"/>
-        </w:rPr>
-        <w:t>залежностей</w:t>
-      </w:r>
-      <w:proofErr w:type="spellEnd"/>
-      <w:r>
-        <w:rPr>
-          <w:rFonts w:eastAsia="Calibri"/>
-          <w:color w:val="auto"/>
-          <w:szCs w:val="28"/>
-          <w:lang w:eastAsia="en-US"/>
-        </w:rPr>
-        <w:t xml:space="preserve">) і </w:t>
-      </w:r>
-      <w:proofErr w:type="spellStart"/>
-      <w:r>
-        <w:rPr>
-          <w:rFonts w:eastAsia="Calibri"/>
-          <w:color w:val="auto"/>
-          <w:szCs w:val="28"/>
-          <w:lang w:eastAsia="en-US"/>
-        </w:rPr>
-        <w:t>Elastic</w:t>
-      </w:r>
-      <w:proofErr w:type="spellEnd"/>
+        <w:t xml:space="preserve">Мета – </w:t>
+      </w:r>
+      <w:r>
+        <w:rPr>
+          <w:rFonts w:eastAsia="Calibri"/>
+          <w:color w:val="auto"/>
+          <w:szCs w:val="28"/>
+          <w:lang w:eastAsia="en-US"/>
+        </w:rPr>
+        <w:t>класифікувати житло за рівнем вартості: до</w:t>
+      </w:r>
       <w:r>
         <w:rPr>
           <w:rFonts w:eastAsia="Calibri"/>
@@ -547,45 +594,149 @@
         </w:rPr>
         <w:t xml:space="preserve"> </w:t>
       </w:r>
-      <w:proofErr w:type="spellStart"/>
-      <w:r>
-        <w:rPr>
-          <w:rFonts w:eastAsia="Calibri"/>
-          <w:color w:val="auto"/>
-          <w:szCs w:val="28"/>
-          <w:lang w:eastAsia="en-US"/>
-        </w:rPr>
-        <w:t>Net</w:t>
-      </w:r>
-      <w:proofErr w:type="spellEnd"/>
-      <w:r>
-        <w:rPr>
-          <w:rFonts w:eastAsia="Calibri"/>
-          <w:color w:val="auto"/>
-          <w:szCs w:val="28"/>
-          <w:lang w:eastAsia="en-US"/>
-        </w:rPr>
-        <w:t xml:space="preserve"> (для відбору найважливіших ознак та запобігання </w:t>
-      </w:r>
-      <w:proofErr w:type="spellStart"/>
-      <w:r>
-        <w:rPr>
-          <w:rFonts w:eastAsia="Calibri"/>
-          <w:color w:val="auto"/>
-          <w:szCs w:val="28"/>
-          <w:lang w:eastAsia="en-US"/>
-        </w:rPr>
-        <w:t>переобученню</w:t>
-      </w:r>
-      <w:proofErr w:type="spellEnd"/>
-      <w:r>
-        <w:rPr>
-          <w:rFonts w:eastAsia="Calibri"/>
-          <w:color w:val="auto"/>
-          <w:szCs w:val="28"/>
-          <w:lang w:eastAsia="en-US"/>
-        </w:rPr>
-        <w:t>).</w:t>
+      <w:r>
+        <w:rPr>
+          <w:rFonts w:eastAsia="Calibri"/>
+          <w:color w:val="auto"/>
+          <w:szCs w:val="28"/>
+          <w:lang w:eastAsia="en-US"/>
+        </w:rPr>
+        <w:t>250</w:t>
+      </w:r>
+      <w:r>
+        <w:rPr>
+          <w:rFonts w:eastAsia="Calibri"/>
+          <w:color w:val="auto"/>
+          <w:szCs w:val="28"/>
+          <w:lang w:eastAsia="en-US"/>
+        </w:rPr>
+        <w:t> </w:t>
+      </w:r>
+      <w:r>
+        <w:rPr>
+          <w:rFonts w:eastAsia="Calibri"/>
+          <w:color w:val="auto"/>
+          <w:szCs w:val="28"/>
+          <w:lang w:eastAsia="en-US"/>
+        </w:rPr>
+        <w:t xml:space="preserve">000 </w:t>
+      </w:r>
+      <w:r>
+        <w:rPr>
+          <w:rFonts w:eastAsia="Calibri"/>
+          <w:color w:val="auto"/>
+          <w:szCs w:val="28"/>
+          <w:lang w:eastAsia="en-US"/>
+        </w:rPr>
+        <w:t xml:space="preserve"> – низька</w:t>
+      </w:r>
+      <w:r>
+        <w:rPr>
+          <w:rFonts w:eastAsia="Calibri"/>
+          <w:color w:val="auto"/>
+          <w:szCs w:val="28"/>
+          <w:lang w:eastAsia="en-US"/>
+        </w:rPr>
+        <w:t xml:space="preserve"> </w:t>
+      </w:r>
+      <w:r>
+        <w:rPr>
+          <w:rFonts w:eastAsia="Calibri"/>
+          <w:color w:val="auto"/>
+          <w:szCs w:val="28"/>
+          <w:lang w:eastAsia="en-US"/>
+        </w:rPr>
+        <w:t>категорія</w:t>
+      </w:r>
+      <w:r>
+        <w:rPr>
+          <w:rFonts w:eastAsia="Calibri"/>
+          <w:color w:val="auto"/>
+          <w:szCs w:val="28"/>
+          <w:lang w:eastAsia="en-US"/>
+        </w:rPr>
+        <w:t xml:space="preserve">; </w:t>
+      </w:r>
+      <w:r>
+        <w:rPr>
+          <w:rFonts w:eastAsia="Calibri"/>
+          <w:color w:val="auto"/>
+          <w:szCs w:val="28"/>
+          <w:lang w:eastAsia="en-US"/>
+        </w:rPr>
+        <w:t>250 000 – 600</w:t>
+      </w:r>
+      <w:r>
+        <w:rPr>
+          <w:rFonts w:eastAsia="Calibri"/>
+          <w:color w:val="auto"/>
+          <w:szCs w:val="28"/>
+          <w:lang w:eastAsia="en-US"/>
+        </w:rPr>
+        <w:t> </w:t>
+      </w:r>
+      <w:r>
+        <w:rPr>
+          <w:rFonts w:eastAsia="Calibri"/>
+          <w:color w:val="auto"/>
+          <w:szCs w:val="28"/>
+          <w:lang w:eastAsia="en-US"/>
+        </w:rPr>
+        <w:t>000</w:t>
+      </w:r>
+      <w:r>
+        <w:rPr>
+          <w:rFonts w:eastAsia="Calibri"/>
+          <w:color w:val="auto"/>
+          <w:szCs w:val="28"/>
+          <w:lang w:eastAsia="en-US"/>
+        </w:rPr>
+        <w:t xml:space="preserve"> </w:t>
+      </w:r>
+      <w:r>
+        <w:rPr>
+          <w:rFonts w:eastAsia="Calibri"/>
+          <w:color w:val="auto"/>
+          <w:szCs w:val="28"/>
+          <w:lang w:eastAsia="en-US"/>
+        </w:rPr>
+        <w:t xml:space="preserve">– середня; понад </w:t>
+      </w:r>
+      <w:r>
+        <w:rPr>
+          <w:rFonts w:eastAsia="Calibri"/>
+          <w:color w:val="auto"/>
+          <w:szCs w:val="28"/>
+          <w:lang w:eastAsia="en-US"/>
+        </w:rPr>
+        <w:t>600</w:t>
+      </w:r>
+      <w:r>
+        <w:rPr>
+          <w:rFonts w:eastAsia="Calibri"/>
+          <w:color w:val="auto"/>
+          <w:szCs w:val="28"/>
+          <w:lang w:eastAsia="en-US"/>
+        </w:rPr>
+        <w:t xml:space="preserve"> 000 </w:t>
+      </w:r>
+      <w:r>
+        <w:rPr>
+          <w:rFonts w:eastAsia="Calibri"/>
+          <w:color w:val="auto"/>
+          <w:szCs w:val="28"/>
+          <w:lang w:eastAsia="en-US"/>
+        </w:rPr>
+        <w:t>млн – висока</w:t>
+      </w:r>
+      <w:r>
+        <w:rPr>
+          <w:rFonts w:eastAsia="Calibri"/>
+          <w:color w:val="auto"/>
+          <w:szCs w:val="28"/>
+          <w:lang w:eastAsia="en-US"/>
+        </w:rPr>
+        <w:t>.</w:t>
       </w:r>
     </w:p>
     <w:p>
@@ -611,180 +762,73 @@
           <w:szCs w:val="28"/>
           <w:lang w:eastAsia="en-US"/>
         </w:rPr>
-        <w:t>Очікуваний результат – модель, здатна точно прогнозувати якість на основі фізико-хімічних характеристик.</w:t>
+        <w:t>Метод – логістична регресія.</w:t>
       </w:r>
     </w:p>
     <w:p>
       <w:pPr>
+        <w:pStyle w:val="a8"/>
         <w:numPr>
           <w:ilvl w:val="0"/>
-          <w:numId w:val="5"/>
+          <w:numId w:val="7"/>
         </w:numPr>
         <w:shd w:val="solid" w:color="FFFFFF" w:fill="FFFFFF"/>
         <w:ind w:left="1276" w:hanging="567"/>
-        <w:contextualSpacing/>
-        <w:jc w:val="left"/>
-        <w:rPr>
-          <w:rFonts w:eastAsia="Calibri"/>
-          <w:color w:val="auto"/>
-          <w:szCs w:val="28"/>
-          <w:lang w:eastAsia="en-US"/>
-        </w:rPr>
-      </w:pPr>
-      <w:r>
-        <w:rPr>
-          <w:rFonts w:eastAsia="Calibri"/>
-          <w:color w:val="auto"/>
-          <w:szCs w:val="28"/>
-          <w:lang w:eastAsia="en-US"/>
-        </w:rPr>
-        <w:t xml:space="preserve">Класифікаційна </w:t>
-      </w:r>
-      <w:proofErr w:type="spellStart"/>
-      <w:r>
-        <w:rPr>
-          <w:rFonts w:eastAsia="Calibri"/>
-          <w:color w:val="auto"/>
-          <w:szCs w:val="28"/>
-          <w:lang w:eastAsia="en-US"/>
-        </w:rPr>
-        <w:t>підзадача</w:t>
-      </w:r>
-      <w:proofErr w:type="spellEnd"/>
-      <w:r>
-        <w:rPr>
-          <w:rFonts w:eastAsia="Calibri"/>
-          <w:color w:val="auto"/>
-          <w:szCs w:val="28"/>
-          <w:lang w:eastAsia="en-US"/>
-        </w:rPr>
-        <w:t>:</w:t>
+        <w:rPr>
+          <w:rFonts w:eastAsia="Calibri"/>
+          <w:color w:val="auto"/>
+          <w:szCs w:val="28"/>
+          <w:lang w:eastAsia="en-US"/>
+        </w:rPr>
+      </w:pPr>
+      <w:r>
+        <w:rPr>
+          <w:rFonts w:eastAsia="Calibri"/>
+          <w:color w:val="auto"/>
+          <w:szCs w:val="28"/>
+          <w:lang w:eastAsia="en-US"/>
+        </w:rPr>
+        <w:t>Очікуваний результат – автоматичне віднесення житла до відповідної цінової категорії, що спрощує аналіз ринку та підтримує ухвалення управлінських рішень</w:t>
+      </w:r>
+      <w:r>
+        <w:rPr>
+          <w:rFonts w:eastAsia="Calibri"/>
+          <w:color w:val="auto"/>
+          <w:szCs w:val="28"/>
+          <w:lang w:eastAsia="en-US"/>
+        </w:rPr>
+        <w:t>.</w:t>
       </w:r>
     </w:p>
     <w:p>
       <w:pPr>
-        <w:pStyle w:val="a8"/>
-        <w:numPr>
-          <w:ilvl w:val="0"/>
-          <w:numId w:val="8"/>
-        </w:numPr>
         <w:shd w:val="solid" w:color="FFFFFF" w:fill="FFFFFF"/>
-        <w:ind w:left="1276" w:hanging="567"/>
-        <w:rPr>
-          <w:rFonts w:eastAsia="Calibri"/>
-          <w:color w:val="auto"/>
-          <w:szCs w:val="28"/>
-          <w:lang w:eastAsia="en-US"/>
-        </w:rPr>
-      </w:pPr>
-      <w:r>
-        <w:rPr>
-          <w:color w:val="auto"/>
-          <w:szCs w:val="28"/>
-          <w:lang w:eastAsia="en-US"/>
-        </w:rPr>
-        <w:t>Мета – класифікувати вино за рівнем якості:</w:t>
-      </w:r>
-      <w:r>
-        <w:rPr>
-          <w:color w:val="auto"/>
-          <w:szCs w:val="28"/>
-          <w:lang w:eastAsia="en-US"/>
-        </w:rPr>
-        <w:t xml:space="preserve"> </w:t>
-      </w:r>
-      <w:r>
-        <w:rPr>
-          <w:rFonts w:eastAsia="Calibri"/>
-          <w:color w:val="auto"/>
-          <w:szCs w:val="28"/>
-          <w:lang w:eastAsia="en-US"/>
-        </w:rPr>
-        <w:t>3–4 – низька</w:t>
-      </w:r>
-      <w:r>
-        <w:rPr>
-          <w:rFonts w:eastAsia="Calibri"/>
-          <w:color w:val="auto"/>
-          <w:szCs w:val="28"/>
-          <w:lang w:val="en-US" w:eastAsia="en-US"/>
-        </w:rPr>
-        <w:t xml:space="preserve">; </w:t>
-      </w:r>
-      <w:r>
-        <w:rPr>
-          <w:rFonts w:eastAsia="Calibri"/>
-          <w:color w:val="auto"/>
-          <w:szCs w:val="28"/>
-          <w:lang w:eastAsia="en-US"/>
-        </w:rPr>
-        <w:t>5–6 – середня</w:t>
-      </w:r>
-      <w:r>
-        <w:rPr>
-          <w:rFonts w:eastAsia="Calibri"/>
-          <w:color w:val="auto"/>
-          <w:szCs w:val="28"/>
-          <w:lang w:val="en-US" w:eastAsia="en-US"/>
-        </w:rPr>
-        <w:t xml:space="preserve">; </w:t>
-      </w:r>
-      <w:r>
-        <w:rPr>
-          <w:rFonts w:eastAsia="Calibri"/>
-          <w:color w:val="auto"/>
-          <w:szCs w:val="28"/>
-          <w:lang w:eastAsia="en-US"/>
-        </w:rPr>
-        <w:t>7–8 – висока.</w:t>
-      </w:r>
-    </w:p>
-    <w:p>
-      <w:pPr>
-        <w:pStyle w:val="a8"/>
-        <w:numPr>
-          <w:ilvl w:val="0"/>
-          <w:numId w:val="8"/>
-        </w:numPr>
-        <w:shd w:val="solid" w:color="FFFFFF" w:fill="FFFFFF"/>
-        <w:ind w:left="1276" w:hanging="567"/>
-        <w:rPr>
-          <w:color w:val="auto"/>
-          <w:szCs w:val="28"/>
-          <w:lang w:eastAsia="en-US"/>
-        </w:rPr>
-      </w:pPr>
-      <w:r>
-        <w:rPr>
-          <w:color w:val="auto"/>
-          <w:szCs w:val="28"/>
-          <w:lang w:eastAsia="en-US"/>
-        </w:rPr>
-        <w:t>Метод – логістична регресія.</w:t>
-      </w:r>
-    </w:p>
-    <w:p>
-      <w:pPr>
-        <w:pStyle w:val="a8"/>
-        <w:numPr>
-          <w:ilvl w:val="0"/>
-          <w:numId w:val="8"/>
-        </w:numPr>
-        <w:shd w:val="solid" w:color="FFFFFF" w:fill="FFFFFF"/>
-        <w:ind w:left="1276" w:hanging="567"/>
-        <w:rPr>
-          <w:color w:val="auto"/>
-          <w:szCs w:val="28"/>
-          <w:lang w:eastAsia="en-US"/>
-        </w:rPr>
-      </w:pPr>
-      <w:r>
-        <w:rPr>
-          <w:color w:val="auto"/>
-          <w:szCs w:val="28"/>
-          <w:lang w:eastAsia="en-US"/>
-        </w:rPr>
-        <w:t>Очікуваний результат – автоматичне віднесення вина до категорії якості, що дозволить сегментувати продукцію для різних ринкових ніш.</w:t>
+        <w:rPr>
+          <w:rFonts w:eastAsia="Calibri"/>
+          <w:color w:val="auto"/>
+          <w:szCs w:val="28"/>
+          <w:lang w:eastAsia="en-US"/>
+        </w:rPr>
+      </w:pPr>
+      <w:proofErr w:type="spellStart"/>
+      <w:r>
+        <w:rPr>
+          <w:rFonts w:eastAsia="Calibri"/>
+          <w:color w:val="auto"/>
+          <w:szCs w:val="28"/>
+          <w:lang w:eastAsia="en-US"/>
+        </w:rPr>
+        <w:t>Датасет</w:t>
+      </w:r>
+      <w:proofErr w:type="spellEnd"/>
+      <w:r>
+        <w:rPr>
+          <w:rFonts w:eastAsia="Calibri"/>
+          <w:color w:val="auto"/>
+          <w:szCs w:val="28"/>
+          <w:lang w:eastAsia="en-US"/>
+        </w:rPr>
+        <w:t xml:space="preserve"> має оптимальний розмір і чітко визначені змінні з реальним економічним змістом. Він є зручним для лабораторних досліджень, дозволяє тренувати та тестувати моделі регресії й класифікації, а також демонструє практичне застосування алгоритмів штучного інтелекту для вирішення реальних бізнес-задач у сфері інженерії даних.</w:t>
       </w:r>
     </w:p>
     <w:p/>
@@ -2138,6 +2182,28 @@
       <w:szCs w:val="32"/>
     </w:rPr>
   </w:style>
+  <w:style w:type="paragraph" w:styleId="3">
+    <w:name w:val="heading 3"/>
+    <w:basedOn w:val="a0"/>
+    <w:next w:val="a0"/>
+    <w:link w:val="30"/>
+    <w:uiPriority w:val="9"/>
+    <w:semiHidden/>
+    <w:unhideWhenUsed/>
+    <w:qFormat/>
+    <w:rsid w:val="00E06EA4"/>
+    <w:pPr>
+      <w:keepNext/>
+      <w:keepLines/>
+      <w:spacing w:before="40"/>
+      <w:outlineLvl w:val="2"/>
+    </w:pPr>
+    <w:rPr>
+      <w:rFonts w:asciiTheme="majorHAnsi" w:eastAsiaTheme="majorEastAsia" w:hAnsiTheme="majorHAnsi" w:cstheme="majorBidi"/>
+      <w:color w:val="1F3763" w:themeColor="accent1" w:themeShade="7F"/>
+      <w:sz w:val="24"/>
+    </w:rPr>
+  </w:style>
   <w:style w:type="character" w:default="1" w:styleId="a1">
     <w:name w:val="Default Paragraph Font"/>
     <w:uiPriority w:val="1"/>
@@ -2288,6 +2354,32 @@
       <w:ind w:left="720"/>
       <w:contextualSpacing/>
     </w:pPr>
+  </w:style>
+  <w:style w:type="paragraph" w:styleId="a9">
+    <w:name w:val="Normal (Web)"/>
+    <w:basedOn w:val="a0"/>
+    <w:uiPriority w:val="99"/>
+    <w:semiHidden/>
+    <w:unhideWhenUsed/>
+    <w:rsid w:val="00FD68E7"/>
+    <w:rPr>
+      <w:sz w:val="24"/>
+    </w:rPr>
+  </w:style>
+  <w:style w:type="character" w:customStyle="1" w:styleId="30">
+    <w:name w:val="Заголовок 3 Знак"/>
+    <w:basedOn w:val="a1"/>
+    <w:link w:val="3"/>
+    <w:uiPriority w:val="9"/>
+    <w:semiHidden/>
+    <w:rsid w:val="00E06EA4"/>
+    <w:rPr>
+      <w:rFonts w:asciiTheme="majorHAnsi" w:eastAsiaTheme="majorEastAsia" w:hAnsiTheme="majorHAnsi" w:cstheme="majorBidi"/>
+      <w:color w:val="1F3763" w:themeColor="accent1" w:themeShade="7F"/>
+      <w:sz w:val="24"/>
+      <w:szCs w:val="24"/>
+      <w:lang w:eastAsia="uk-UA"/>
+    </w:rPr>
   </w:style>
 </w:styles>
 </file>
